--- a/docs/Egxeiridio_R.docx
+++ b/docs/Egxeiridio_R.docx
@@ -960,7 +960,7 @@
               <w:rPr>
                 <w:rStyle w:val="VerbatimChar"/>
               </w:rPr>
-              <w:t xml:space="preserve">code, name, days, grades, capacity</w:t>
+              <w:t xml:space="preserve">code, name, days, grades, capacity, similar</w:t>
             </w:r>
           </w:p>
         </w:tc>
@@ -972,6 +972,37 @@
             </w:pPr>
             <w:r>
               <w:t xml:space="preserve">Οι όμιλοι.</w:t>
+            </w:r>
+            <w:r>
+              <w:t xml:space="preserve"> </w:t>
+            </w:r>
+            <w:r>
+              <w:rPr>
+                <w:rStyle w:val="VerbatimChar"/>
+              </w:rPr>
+              <w:t xml:space="preserve">similar</w:t>
+            </w:r>
+            <w:r>
+              <w:t xml:space="preserve"> </w:t>
+            </w:r>
+            <w:r>
+              <w:t xml:space="preserve">(προαιρετική): ίδια λέξη =</w:t>
+            </w:r>
+            <w:r>
+              <w:t xml:space="preserve"> </w:t>
+            </w:r>
+            <w:r>
+              <w:rPr>
+                <w:b/>
+                <w:bCs/>
+              </w:rPr>
+              <w:t xml:space="preserve">παρεμφερείς</w:t>
+            </w:r>
+            <w:r>
+              <w:t xml:space="preserve"> </w:t>
+            </w:r>
+            <w:r>
+              <w:t xml:space="preserve">όμιλοι, το πολύ ένας ανά μαθητή την εβδομάδα· κενό = κανένας.</w:t>
             </w:r>
             <w:r>
               <w:t xml:space="preserve"> </w:t>
@@ -2831,6 +2862,40 @@
       </w:r>
       <w:r>
         <w:t xml:space="preserve">(π.χ. Δευτέρα + Τετάρτη και Τρίτη + Τετάρτη): αν ο μαθητής μπει στον πρώτο, ο δεύτερος βγαίνει από τη λίστα του (θα συγκρουόταν την Τετάρτη).</w:t>
+      </w:r>
+    </w:p>
+    <w:p>
+      <w:pPr>
+        <w:pStyle w:val="Compact"/>
+        <w:numPr>
+          <w:ilvl w:val="0"/>
+          <w:numId w:val="1004"/>
+        </w:numPr>
+      </w:pPr>
+      <w:r>
+        <w:rPr>
+          <w:b/>
+          <w:bCs/>
+        </w:rPr>
+        <w:t xml:space="preserve">Παρεμφερείς όμιλοι</w:t>
+      </w:r>
+      <w:r>
+        <w:t xml:space="preserve"> </w:t>
+      </w:r>
+      <w:r>
+        <w:t xml:space="preserve">(ίδια λέξη στη στήλη</w:t>
+      </w:r>
+      <w:r>
+        <w:t xml:space="preserve"> </w:t>
+      </w:r>
+      <w:r>
+        <w:rPr>
+          <w:rStyle w:val="VerbatimChar"/>
+        </w:rPr>
+        <w:t xml:space="preserve">similar</w:t>
+      </w:r>
+      <w:r>
+        <w:t xml:space="preserve">): το πολύ ένας ανά μαθητή την εβδομάδα. Μόλις ο μαθητής μπει σε έναν, οι υπόλοιποι βγαίνουν από τις λίστες των επόμενων ημερών του και οι θέσεις επαναριθμούνται.</w:t>
       </w:r>
     </w:p>
     <w:p>

--- a/docs/Egxeiridio_R.docx
+++ b/docs/Egxeiridio_R.docx
@@ -2742,7 +2742,7 @@
         </w:numPr>
       </w:pPr>
       <w:r>
-        <w:t xml:space="preserve">οι μαθητές της λίστας του εκπαιδευτικού, με τη σειρά της λίστας·</w:t>
+        <w:t xml:space="preserve">οι μαθητές της λίστας του εκπαιδευτικού (η σειρά τους δεν παίζει ρόλο, αφού η λίστα δεν ξεπερνά τις θέσεις)·</w:t>
       </w:r>
     </w:p>
     <w:p>

--- a/docs/Egxeiridio_R.docx
+++ b/docs/Egxeiridio_R.docx
@@ -1281,7 +1281,7 @@
               <w:pStyle w:val="Compact"/>
             </w:pPr>
             <w:r>
-              <w:t xml:space="preserve">Οι μαθητές που προτίμησαν οι εκπαιδευτικοί, με τη σειρά τους (</w:t>
+              <w:t xml:space="preserve">Οι μαθητές που προτίμησαν οι εκπαιδευτικοί (⭐), με τη σειρά τους (</w:t>
             </w:r>
             <w:r>
               <w:rPr>
@@ -1294,6 +1294,74 @@
             </w:r>
             <w:r>
               <w:t xml:space="preserve">1 = πρώτος).</w:t>
+            </w:r>
+          </w:p>
+        </w:tc>
+      </w:tr>
+      <w:tr>
+        <w:tc>
+          <w:tcPr/>
+          <w:p>
+            <w:pPr>
+              <w:pStyle w:val="Compact"/>
+            </w:pPr>
+            <w:r>
+              <w:rPr>
+                <w:rStyle w:val="VerbatimChar"/>
+              </w:rPr>
+              <w:t xml:space="preserve">exclusions.csv</w:t>
+            </w:r>
+          </w:p>
+        </w:tc>
+        <w:tc>
+          <w:tcPr/>
+          <w:p>
+            <w:pPr>
+              <w:pStyle w:val="Compact"/>
+            </w:pPr>
+            <w:r>
+              <w:t xml:space="preserve">όχι</w:t>
+            </w:r>
+          </w:p>
+        </w:tc>
+        <w:tc>
+          <w:tcPr/>
+          <w:p>
+            <w:pPr>
+              <w:pStyle w:val="Compact"/>
+            </w:pPr>
+            <w:r>
+              <w:rPr>
+                <w:rStyle w:val="VerbatimChar"/>
+              </w:rPr>
+              <w:t xml:space="preserve">club_code, RegistryNr</w:t>
+            </w:r>
+          </w:p>
+        </w:tc>
+        <w:tc>
+          <w:tcPr/>
+          <w:p>
+            <w:pPr>
+              <w:pStyle w:val="Compact"/>
+            </w:pPr>
+            <w:r>
+              <w:t xml:space="preserve">Οι μαθητές που</w:t>
+            </w:r>
+            <w:r>
+              <w:t xml:space="preserve"> </w:t>
+            </w:r>
+            <w:r>
+              <w:rPr>
+                <w:b/>
+                <w:bCs/>
+              </w:rPr>
+              <w:t xml:space="preserve">δεν δέχεται</w:t>
+            </w:r>
+            <w:r>
+              <w:t xml:space="preserve"> </w:t>
+            </w:r>
+            <w:r>
+              <w:t xml:space="preserve">κάθε όμιλος (⛔ του εκπαιδευτικού· με κλειστή λίστα, όλοι όσοι δεν έχουν ⭐).</w:t>
             </w:r>
           </w:p>
         </w:tc>
@@ -2896,6 +2964,37 @@
       </w:r>
       <w:r>
         <w:t xml:space="preserve">): το πολύ ένας ανά μαθητή την εβδομάδα. Μόλις ο μαθητής μπει σε έναν, οι υπόλοιποι βγαίνουν από τις λίστες των επόμενων ημερών του και οι θέσεις επαναριθμούνται.</w:t>
+      </w:r>
+    </w:p>
+    <w:p>
+      <w:pPr>
+        <w:pStyle w:val="Compact"/>
+        <w:numPr>
+          <w:ilvl w:val="0"/>
+          <w:numId w:val="1004"/>
+        </w:numPr>
+      </w:pPr>
+      <w:r>
+        <w:rPr>
+          <w:b/>
+          <w:bCs/>
+        </w:rPr>
+        <w:t xml:space="preserve">Αποκλεισμοί</w:t>
+      </w:r>
+      <w:r>
+        <w:t xml:space="preserve"> </w:t>
+      </w:r>
+      <w:r>
+        <w:t xml:space="preserve">(</w:t>
+      </w:r>
+      <w:r>
+        <w:rPr>
+          <w:rStyle w:val="VerbatimChar"/>
+        </w:rPr>
+        <w:t xml:space="preserve">exclusions.csv</w:t>
+      </w:r>
+      <w:r>
+        <w:t xml:space="preserve">): ο όμιλος βγαίνει από τη λίστα του μαθητή που δεν δέχεται, πριν από την κατανομή, και οι θέσεις επαναριθμούνται. Ο όμιλος μπορεί να μείνει με κενές θέσεις και ο μαθητής χωρίς όμιλο, ακόμα κι αν η τάξη του έχει υποχρεωτική ένταξη.</w:t>
       </w:r>
     </w:p>
     <w:p>

--- a/docs/Egxeiridio_R.docx
+++ b/docs/Egxeiridio_R.docx
@@ -2,7 +2,7 @@
 <file path=word/document.xml><?xml version="1.0" encoding="utf-8"?>
 <w:document xmlns:w="http://schemas.openxmlformats.org/wordprocessingml/2006/main" xmlns:m="http://schemas.openxmlformats.org/officeDocument/2006/math" xmlns:r="http://schemas.openxmlformats.org/officeDocument/2006/relationships" xmlns:o="urn:schemas-microsoft-com:office:office" xmlns:v="urn:schemas-microsoft-com:vml" xmlns:w10="urn:schemas-microsoft-com:office:word" xmlns:a="http://schemas.openxmlformats.org/drawingml/2006/main" xmlns:pic="http://schemas.openxmlformats.org/drawingml/2006/picture" xmlns:wp="http://schemas.openxmlformats.org/drawingml/2006/wordprocessingDrawing">
   <w:body>
-    <w:bookmarkStart w:id="23" w:name="εγχειρίδιο-r--κατανομή-ομίλων-offline"/>
+    <w:bookmarkStart w:id="24" w:name="εγχειρίδιο-r--κατανομή-ομίλων-offline"/>
     <w:p>
       <w:pPr>
         <w:pStyle w:val="Heading1"/>
@@ -3005,7 +3005,7 @@
       </w:r>
     </w:p>
     <w:bookmarkEnd w:id="19"/>
-    <w:bookmarkStart w:id="20" w:name="X49acc4f75fad22ff016d0d761cc2c10d26afc77"/>
+    <w:bookmarkStart w:id="21" w:name="X49acc4f75fad22ff016d0d761cc2c10d26afc77"/>
     <w:p>
       <w:pPr>
         <w:pStyle w:val="Heading2"/>
@@ -3143,6 +3143,223 @@
         <w:t xml:space="preserve">Rscript R/lottery.R students.csv "το seed" lottery.csv</w:t>
       </w:r>
     </w:p>
+    <w:bookmarkStart w:id="20" w:name="η-κατανομή-γύρο-γύρο-χωρίς-r"/>
+    <w:p>
+      <w:pPr>
+        <w:pStyle w:val="Heading3"/>
+      </w:pPr>
+      <w:r>
+        <w:t xml:space="preserve">Η κατανομή γύρο-γύρο, χωρίς R</w:t>
+      </w:r>
+    </w:p>
+    <w:p>
+      <w:pPr>
+        <w:pStyle w:val="FirstParagraph"/>
+      </w:pPr>
+      <w:r>
+        <w:t xml:space="preserve">Η σελίδα</w:t>
+      </w:r>
+      <w:r>
+        <w:t xml:space="preserve"> </w:t>
+      </w:r>
+      <w:r>
+        <w:rPr>
+          <w:b/>
+          <w:bCs/>
+        </w:rPr>
+        <w:t xml:space="preserve">«Η κατανομή γύρο-γύρο»</w:t>
+      </w:r>
+      <w:r>
+        <w:t xml:space="preserve"> </w:t>
+      </w:r>
+      <w:r>
+        <w:t xml:space="preserve">(</w:t>
+      </w:r>
+      <w:r>
+        <w:rPr>
+          <w:rStyle w:val="VerbatimChar"/>
+        </w:rPr>
+        <w:t xml:space="preserve">docs/gyroi-katanomis.html</w:t>
+      </w:r>
+      <w:r>
+        <w:t xml:space="preserve">, και στην πλατφόρμα → «Βοήθεια») δείχνει την ίδια κατανομή όπως το εκπαιδευτικό παράδειγμα «Οι όμιλοι των χρωμάτων», αλλά με τα δεδομένα του σχολείου:</w:t>
+      </w:r>
+    </w:p>
+    <w:p>
+      <w:pPr>
+        <w:pStyle w:val="Compact"/>
+        <w:numPr>
+          <w:ilvl w:val="0"/>
+          <w:numId w:val="1007"/>
+        </w:numPr>
+      </w:pPr>
+      <w:r>
+        <w:t xml:space="preserve">Ανοίξτε τη σελίδα με το Chrome ή το Edge και πατήστε</w:t>
+      </w:r>
+      <w:r>
+        <w:t xml:space="preserve"> </w:t>
+      </w:r>
+      <w:r>
+        <w:rPr>
+          <w:b/>
+          <w:bCs/>
+        </w:rPr>
+        <w:t xml:space="preserve">«Άνοιγμα αρχείου zip…»</w:t>
+      </w:r>
+      <w:r>
+        <w:t xml:space="preserve">. Επιλέξτε το</w:t>
+      </w:r>
+      <w:r>
+        <w:t xml:space="preserve"> </w:t>
+      </w:r>
+      <w:r>
+        <w:rPr>
+          <w:b/>
+          <w:bCs/>
+        </w:rPr>
+        <w:t xml:space="preserve">«Δεδομένα για R (.zip)»</w:t>
+      </w:r>
+      <w:r>
+        <w:t xml:space="preserve">, όπως το κατεβάσατε· δεν χρειάζεται αποσυμπίεση.</w:t>
+      </w:r>
+    </w:p>
+    <w:p>
+      <w:pPr>
+        <w:pStyle w:val="Compact"/>
+        <w:numPr>
+          <w:ilvl w:val="0"/>
+          <w:numId w:val="1007"/>
+        </w:numPr>
+      </w:pPr>
+      <w:r>
+        <w:t xml:space="preserve">Επάνω επιλέγετε</w:t>
+      </w:r>
+      <w:r>
+        <w:t xml:space="preserve"> </w:t>
+      </w:r>
+      <w:r>
+        <w:rPr>
+          <w:b/>
+          <w:bCs/>
+        </w:rPr>
+        <w:t xml:space="preserve">ημέρα</w:t>
+      </w:r>
+      <w:r>
+        <w:t xml:space="preserve"> </w:t>
+      </w:r>
+      <w:r>
+        <w:t xml:space="preserve">και</w:t>
+      </w:r>
+      <w:r>
+        <w:t xml:space="preserve"> </w:t>
+      </w:r>
+      <w:r>
+        <w:rPr>
+          <w:b/>
+          <w:bCs/>
+        </w:rPr>
+        <w:t xml:space="preserve">γύρο</w:t>
+      </w:r>
+      <w:r>
+        <w:t xml:space="preserve"> </w:t>
+      </w:r>
+      <w:r>
+        <w:t xml:space="preserve">(ή με τα βελάκια ← → του πληκτρολογίου).</w:t>
+      </w:r>
+    </w:p>
+    <w:p>
+      <w:pPr>
+        <w:pStyle w:val="Compact"/>
+        <w:numPr>
+          <w:ilvl w:val="0"/>
+          <w:numId w:val="1007"/>
+        </w:numPr>
+      </w:pPr>
+      <w:r>
+        <w:t xml:space="preserve">Σε κάθε γύρο, κάθε όμιλος έχει το δικό του χρώμα και δείχνει τους υποψηφίους του σε σειρά προτεραιότητας: λίστα ⭐ του εκπαιδευτικού, τάξεις με υποχρεωτική ένταξη, λαχνός. Όσοι μένουν (προσωρινά) έχουν το χρώμα του ομίλου. Μια γραμμή στο χρώμα του ομίλου είναι η</w:t>
+      </w:r>
+      <w:r>
+        <w:t xml:space="preserve"> </w:t>
+      </w:r>
+      <w:r>
+        <w:rPr>
+          <w:b/>
+          <w:bCs/>
+        </w:rPr>
+        <w:t xml:space="preserve">βάση</w:t>
+      </w:r>
+      <w:r>
+        <w:t xml:space="preserve">: όσοι είναι κάτω από αυτή περισσεύουν και πάνε στην επόμενη επιλογή τους. Η στήλη «Παρατηρήσεις» εξηγεί γιατί ο καθένας είναι εκεί.</w:t>
+      </w:r>
+    </w:p>
+    <w:p>
+      <w:pPr>
+        <w:pStyle w:val="Compact"/>
+        <w:numPr>
+          <w:ilvl w:val="0"/>
+          <w:numId w:val="1007"/>
+        </w:numPr>
+      </w:pPr>
+      <w:r>
+        <w:t xml:space="preserve">Από τον 2ο γύρο, όσοι απλώς μένουν από προηγούμενους γύρους κρύβονται σε μία γραμμή («εμφάνιση»), για να φαίνονται οι αλλαγές του γύρου. Η</w:t>
+      </w:r>
+      <w:r>
+        <w:t xml:space="preserve"> </w:t>
+      </w:r>
+      <w:r>
+        <w:rPr>
+          <w:b/>
+          <w:bCs/>
+        </w:rPr>
+        <w:t xml:space="preserve">αναζήτηση</w:t>
+      </w:r>
+      <w:r>
+        <w:t xml:space="preserve"> </w:t>
+      </w:r>
+      <w:r>
+        <w:t xml:space="preserve">(ΑΜ ή επώνυμο) επισημαίνει έναν μαθητή σε κάθε γύρο.</w:t>
+      </w:r>
+    </w:p>
+    <w:p>
+      <w:pPr>
+        <w:pStyle w:val="FirstParagraph"/>
+      </w:pPr>
+      <w:r>
+        <w:t xml:space="preserve">Η σελίδα ξανατρέχει τον αλγόριθμο της πλατφόρμας στον browser, άρα δίνει την ίδια κατανομή. Τα στοιχεία</w:t>
+      </w:r>
+      <w:r>
+        <w:t xml:space="preserve"> </w:t>
+      </w:r>
+      <w:r>
+        <w:rPr>
+          <w:b/>
+          <w:bCs/>
+        </w:rPr>
+        <w:t xml:space="preserve">δεν φεύγουν</w:t>
+      </w:r>
+      <w:r>
+        <w:t xml:space="preserve"> </w:t>
+      </w:r>
+      <w:r>
+        <w:t xml:space="preserve">από τον υπολογιστή, και λειτουργεί και χωρίς internet (αποθηκεύστε τη σελίδα). Το κουμπί</w:t>
+      </w:r>
+      <w:r>
+        <w:t xml:space="preserve"> </w:t>
+      </w:r>
+      <w:r>
+        <w:rPr>
+          <w:b/>
+          <w:bCs/>
+        </w:rPr>
+        <w:t xml:space="preserve">«Παράδειγμα με φανταστικό σχολείο»</w:t>
+      </w:r>
+      <w:r>
+        <w:t xml:space="preserve"> </w:t>
+      </w:r>
+      <w:r>
+        <w:t xml:space="preserve">τη δείχνει με το φανταστικό σχολείο του demo και φανταστικές δηλώσεις.</w:t>
+      </w:r>
+    </w:p>
     <w:p>
       <w:r>
         <w:pict>
@@ -3151,7 +3368,8 @@
       </w:r>
     </w:p>
     <w:bookmarkEnd w:id="20"/>
-    <w:bookmarkStart w:id="21" w:name="X7f65f5d9bc75afa74aa26c9439dd3eb2d1bc687"/>
+    <w:bookmarkEnd w:id="21"/>
+    <w:bookmarkStart w:id="22" w:name="X7f65f5d9bc75afa74aa26c9439dd3eb2d1bc687"/>
     <w:p>
       <w:pPr>
         <w:pStyle w:val="Heading2"/>
@@ -3185,8 +3403,8 @@
         </w:pict>
       </w:r>
     </w:p>
-    <w:bookmarkEnd w:id="21"/>
-    <w:bookmarkStart w:id="22" w:name="X8660db8a19bf425951f814fc83721a07980fc2e"/>
+    <w:bookmarkEnd w:id="22"/>
+    <w:bookmarkStart w:id="23" w:name="X8660db8a19bf425951f814fc83721a07980fc2e"/>
     <w:p>
       <w:pPr>
         <w:pStyle w:val="Heading2"/>
@@ -3536,8 +3754,8 @@
         </w:tc>
       </w:tr>
     </w:tbl>
-    <w:bookmarkEnd w:id="22"/>
     <w:bookmarkEnd w:id="23"/>
+    <w:bookmarkEnd w:id="24"/>
     <w:sectPr>
       <w:footnotePr>
         <w:numRestart w:val="eachSect"/>
@@ -3963,6 +4181,36 @@
     </w:lvlOverride>
   </w:num>
   <w:num w:numId="1006">
+    <w:abstractNumId w:val="99411"/>
+    <w:lvlOverride w:ilvl="0">
+      <w:startOverride w:val="1"/>
+    </w:lvlOverride>
+    <w:lvlOverride w:ilvl="1">
+      <w:startOverride w:val="1"/>
+    </w:lvlOverride>
+    <w:lvlOverride w:ilvl="2">
+      <w:startOverride w:val="1"/>
+    </w:lvlOverride>
+    <w:lvlOverride w:ilvl="3">
+      <w:startOverride w:val="1"/>
+    </w:lvlOverride>
+    <w:lvlOverride w:ilvl="4">
+      <w:startOverride w:val="1"/>
+    </w:lvlOverride>
+    <w:lvlOverride w:ilvl="5">
+      <w:startOverride w:val="1"/>
+    </w:lvlOverride>
+    <w:lvlOverride w:ilvl="6">
+      <w:startOverride w:val="1"/>
+    </w:lvlOverride>
+    <w:lvlOverride w:ilvl="7">
+      <w:startOverride w:val="1"/>
+    </w:lvlOverride>
+    <w:lvlOverride w:ilvl="8">
+      <w:startOverride w:val="1"/>
+    </w:lvlOverride>
+  </w:num>
+  <w:num w:numId="1007">
     <w:abstractNumId w:val="99411"/>
     <w:lvlOverride w:ilvl="0">
       <w:startOverride w:val="1"/>

--- a/docs/Egxeiridio_R.docx
+++ b/docs/Egxeiridio_R.docx
@@ -3157,7 +3157,7 @@
         <w:pStyle w:val="FirstParagraph"/>
       </w:pPr>
       <w:r>
-        <w:t xml:space="preserve">Η σελίδα</w:t>
+        <w:t xml:space="preserve">Στην πλατφόρμα ανοίγει από την καρτέλα</w:t>
       </w:r>
       <w:r>
         <w:t xml:space="preserve"> </w:t>
@@ -3167,13 +3167,10 @@
           <w:b/>
           <w:bCs/>
         </w:rPr>
-        <w:t xml:space="preserve">«Η κατανομή γύρο-γύρο»</w:t>
-      </w:r>
-      <w:r>
-        <w:t xml:space="preserve"> </w:t>
-      </w:r>
-      <w:r>
-        <w:t xml:space="preserve">(</w:t>
+        <w:t xml:space="preserve">«Κατανομή» → «Γύροι κατανομής»</w:t>
+      </w:r>
+      <w:r>
+        <w:t xml:space="preserve">, με τα στοιχεία ήδη φορτωμένα. Χωρίς πλατφόρμα, η ίδια σελίδα (</w:t>
       </w:r>
       <w:r>
         <w:rPr>
@@ -3318,6 +3315,34 @@
       </w:r>
       <w:r>
         <w:t xml:space="preserve">(ΑΜ ή επώνυμο) επισημαίνει έναν μαθητή σε κάθε γύρο.</w:t>
+      </w:r>
+    </w:p>
+    <w:p>
+      <w:pPr>
+        <w:pStyle w:val="Compact"/>
+        <w:numPr>
+          <w:ilvl w:val="0"/>
+          <w:numId w:val="1007"/>
+        </w:numPr>
+      </w:pPr>
+      <w:r>
+        <w:t xml:space="preserve">Τα κουμπιά με τα ονόματα των ομίλων της ημέρας δείχνουν</w:t>
+      </w:r>
+      <w:r>
+        <w:t xml:space="preserve"> </w:t>
+      </w:r>
+      <w:r>
+        <w:rPr>
+          <w:b/>
+          <w:bCs/>
+        </w:rPr>
+        <w:t xml:space="preserve">έναν όμιλο</w:t>
+      </w:r>
+      <w:r>
+        <w:t xml:space="preserve"> </w:t>
+      </w:r>
+      <w:r>
+        <w:t xml:space="preserve">σε όλους τους γύρους· «Όλοι οι όμιλοι» τους ξαναδείχνει όλους. Τα χρώματα (πράσινο, μπλε, κόκκινο, κίτρινο, μωβ, τιρκουάζ, πορτοκαλί, ροζ) επαναλαμβάνονται όταν μια ημέρα έχει περισσότερους από 8 ομίλους· το όνομα είναι πάντα στην κεφαλίδα.</w:t>
       </w:r>
     </w:p>
     <w:p>
